--- a/Toy_Instructions/Bubble/Reenovan_Frog_Bubble_Machine/Reenovan_Frog_Bubble_Machine_Maker_Guide.docx
+++ b/Toy_Instructions/Bubble/Reenovan_Frog_Bubble_Machine/Reenovan_Frog_Bubble_Machine_Maker_Guide.docx
@@ -220,13 +220,8 @@
               <w:spacing w:after="11"/>
               <w:ind w:hanging="360"/>
             </w:pPr>
-            <w:proofErr w:type="spellStart"/>
-            <w:r>
-              <w:t>Reenovan</w:t>
-            </w:r>
-            <w:proofErr w:type="spellEnd"/>
-            <w:r>
-              <w:t xml:space="preserve"> Frog Bubble Machine  </w:t>
+            <w:r>
+              <w:t xml:space="preserve">Reenovan Frog Bubble Machine  </w:t>
             </w:r>
           </w:p>
           <w:p>
@@ -265,18 +260,21 @@
               <w:t xml:space="preserve">4 AA Batteries </w:t>
             </w:r>
           </w:p>
+          <w:p/>
           <w:p>
-            <w:pPr>
-              <w:spacing w:line="239" w:lineRule="auto"/>
-              <w:ind w:right="3207"/>
-            </w:pPr>
-            <w:r>
-              <w:t xml:space="preserve">  </w:t>
-            </w:r>
-          </w:p>
-          <w:p>
-            <w:r>
-              <w:t xml:space="preserve"> </w:t>
+            <w:r>
+              <w:t xml:space="preserve">Refer to the </w:t>
+            </w:r>
+            <w:hyperlink r:id="rId12" w:history="1">
+              <w:r>
+                <w:rPr>
+                  <w:rStyle w:val="Hyperlink"/>
+                </w:rPr>
+                <w:t>Tool and Component List</w:t>
+              </w:r>
+            </w:hyperlink>
+            <w:r>
+              <w:t xml:space="preserve"> for purchasing details.</w:t>
             </w:r>
           </w:p>
           <w:p>
@@ -339,7 +337,7 @@
                           <pic:cNvPicPr/>
                         </pic:nvPicPr>
                         <pic:blipFill>
-                          <a:blip r:embed="rId12">
+                          <a:blip r:embed="rId13">
                             <a:extLst>
                               <a:ext uri="{28A0092B-C50C-407E-A947-70E740481C1C}">
                                 <a14:useLocalDpi xmlns:a14="http://schemas.microsoft.com/office/drawing/2010/main" val="0"/>
@@ -424,7 +422,7 @@
                           <pic:cNvPicPr/>
                         </pic:nvPicPr>
                         <pic:blipFill>
-                          <a:blip r:embed="rId13">
+                          <a:blip r:embed="rId14">
                             <a:extLst>
                               <a:ext uri="{28A0092B-C50C-407E-A947-70E740481C1C}">
                                 <a14:useLocalDpi xmlns:a14="http://schemas.microsoft.com/office/drawing/2010/main" val="0"/>
@@ -470,7 +468,7 @@
                           <pic:cNvPicPr/>
                         </pic:nvPicPr>
                         <pic:blipFill>
-                          <a:blip r:embed="rId13">
+                          <a:blip r:embed="rId14">
                             <a:extLst>
                               <a:ext uri="{28A0092B-C50C-407E-A947-70E740481C1C}">
                                 <a14:useLocalDpi xmlns:a14="http://schemas.microsoft.com/office/drawing/2010/main" val="0"/>
@@ -516,7 +514,7 @@
                           <pic:cNvPicPr/>
                         </pic:nvPicPr>
                         <pic:blipFill>
-                          <a:blip r:embed="rId13">
+                          <a:blip r:embed="rId14">
                             <a:extLst>
                               <a:ext uri="{28A0092B-C50C-407E-A947-70E740481C1C}">
                                 <a14:useLocalDpi xmlns:a14="http://schemas.microsoft.com/office/drawing/2010/main" val="0"/>
@@ -562,7 +560,7 @@
                           <pic:cNvPicPr/>
                         </pic:nvPicPr>
                         <pic:blipFill>
-                          <a:blip r:embed="rId13">
+                          <a:blip r:embed="rId14">
                             <a:extLst>
                               <a:ext uri="{28A0092B-C50C-407E-A947-70E740481C1C}">
                                 <a14:useLocalDpi xmlns:a14="http://schemas.microsoft.com/office/drawing/2010/main" val="0"/>
@@ -816,7 +814,7 @@
                                 <pic:cNvPicPr/>
                               </pic:nvPicPr>
                               <pic:blipFill>
-                                <a:blip r:embed="rId14"/>
+                                <a:blip r:embed="rId15"/>
                                 <a:stretch>
                                   <a:fillRect/>
                                 </a:stretch>
@@ -923,7 +921,7 @@
                         <o:lock v:ext="edit" aspectratio="t"/>
                       </v:shapetype>
                       <v:shape id="Picture 1963188221" o:spid="_x0000_s1027" type="#_x0000_t75" style="position:absolute;left:12954;top:3048;width:22856;height:30486;visibility:visible;mso-wrap-style:square" o:gfxdata="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">
-                        <v:imagedata r:id="rId15" o:title=""/>
+                        <v:imagedata r:id="rId16" o:title=""/>
                       </v:shape>
                       <v:shape id="Shape 267" o:spid="_x0000_s1028" style="position:absolute;left:24553;top:11385;width:2096;height:2159;visibility:visible;mso-wrap-style:square;v-text-anchor:top" coordsize="209550,215900" o:gfxdata="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" path="m,107950c,48387,46863,,104775,v57912,,104775,48387,104775,107950c209550,167513,162687,215900,104775,215900,46863,215900,,167513,,107950xe" filled="f" strokecolor="red" strokeweight="2.25pt">
                         <v:stroke miterlimit="83231f" joinstyle="miter"/>
@@ -1005,7 +1003,7 @@
                                 <pic:cNvPicPr/>
                               </pic:nvPicPr>
                               <pic:blipFill>
-                                <a:blip r:embed="rId16"/>
+                                <a:blip r:embed="rId17"/>
                                 <a:stretch>
                                   <a:fillRect/>
                                 </a:stretch>
@@ -1408,7 +1406,7 @@
                   <w:pict>
                     <v:group w14:anchorId="32820B1A" id="Group 1879130631" o:spid="_x0000_s1026" style="position:absolute;margin-left:30.65pt;margin-top:7.5pt;width:179.95pt;height:240.05pt;z-index:251670528" coordsize="22856,30486" o:gfxdata="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">
                       <v:shape id="Picture 320831523" o:spid="_x0000_s1027" type="#_x0000_t75" style="position:absolute;width:22856;height:30486;visibility:visible;mso-wrap-style:square" o:gfxdata="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">
-                        <v:imagedata r:id="rId17" o:title=""/>
+                        <v:imagedata r:id="rId18" o:title=""/>
                       </v:shape>
                       <v:shape id="Shape 268" o:spid="_x0000_s1028" style="position:absolute;left:5381;top:3892;width:1842;height:1587;visibility:visible;mso-wrap-style:square;v-text-anchor:top" coordsize="184150,158750" o:gfxdata="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" path="m,79375c,35560,41275,,92075,v50800,,92075,35560,92075,79375c184150,123190,142875,158750,92075,158750,41275,158750,,123190,,79375xe" filled="f" strokecolor="red" strokeweight="2.25pt">
                         <v:stroke miterlimit="83231f" joinstyle="miter"/>
@@ -1520,7 +1518,7 @@
                 <w:noProof/>
               </w:rPr>
               <w:drawing>
-                <wp:anchor distT="0" distB="0" distL="114300" distR="114300" simplePos="0" relativeHeight="251671552" behindDoc="0" locked="0" layoutInCell="1" allowOverlap="1" wp14:anchorId="77EB680B" wp14:editId="7B7FAAB4">
+                <wp:anchor distT="0" distB="0" distL="114300" distR="114300" simplePos="0" relativeHeight="251671552" behindDoc="0" locked="0" layoutInCell="1" allowOverlap="1" wp14:anchorId="77EB680B" wp14:editId="60FCCEE1">
                   <wp:simplePos x="0" y="0"/>
                   <wp:positionH relativeFrom="column">
                     <wp:posOffset>405130</wp:posOffset>
@@ -1541,7 +1539,7 @@
                           <pic:cNvPicPr/>
                         </pic:nvPicPr>
                         <pic:blipFill>
-                          <a:blip r:embed="rId18" cstate="print">
+                          <a:blip r:embed="rId19" cstate="print">
                             <a:extLst>
                               <a:ext uri="{28A0092B-C50C-407E-A947-70E740481C1C}">
                                 <a14:useLocalDpi xmlns:a14="http://schemas.microsoft.com/office/drawing/2010/main" val="0"/>
@@ -1616,7 +1614,7 @@
                 <w:noProof/>
               </w:rPr>
               <w:drawing>
-                <wp:anchor distT="0" distB="0" distL="114300" distR="114300" simplePos="0" relativeHeight="251672576" behindDoc="0" locked="0" layoutInCell="1" allowOverlap="1" wp14:anchorId="297E0FAE" wp14:editId="0484F38A">
+                <wp:anchor distT="0" distB="0" distL="114300" distR="114300" simplePos="0" relativeHeight="251672576" behindDoc="0" locked="0" layoutInCell="1" allowOverlap="1" wp14:anchorId="297E0FAE" wp14:editId="37D77DAB">
                   <wp:simplePos x="0" y="0"/>
                   <wp:positionH relativeFrom="column">
                     <wp:posOffset>334645</wp:posOffset>
@@ -1637,7 +1635,7 @@
                           <pic:cNvPicPr/>
                         </pic:nvPicPr>
                         <pic:blipFill>
-                          <a:blip r:embed="rId18" cstate="print">
+                          <a:blip r:embed="rId19" cstate="print">
                             <a:extLst>
                               <a:ext uri="{28A0092B-C50C-407E-A947-70E740481C1C}">
                                 <a14:useLocalDpi xmlns:a14="http://schemas.microsoft.com/office/drawing/2010/main" val="0"/>
@@ -1885,7 +1883,7 @@
                                 <pic:cNvPicPr/>
                               </pic:nvPicPr>
                               <pic:blipFill>
-                                <a:blip r:embed="rId19"/>
+                                <a:blip r:embed="rId20"/>
                                 <a:stretch>
                                   <a:fillRect/>
                                 </a:stretch>
@@ -2059,7 +2057,7 @@
                         <o:lock v:ext="edit" aspectratio="t"/>
                       </v:shapetype>
                       <v:shape id="Picture 2009792354" o:spid="_x0000_s1027" type="#_x0000_t75" style="position:absolute;width:23241;height:30486;visibility:visible;mso-wrap-style:square" o:gfxdata="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">
-                        <v:imagedata r:id="rId20" o:title=""/>
+                        <v:imagedata r:id="rId21" o:title=""/>
                       </v:shape>
                       <v:rect id="Rectangle 1441608757" o:spid="_x0000_s1028" style="position:absolute;left:719;top:218;width:421;height:1899;visibility:visible;mso-wrap-style:square;v-text-anchor:top" o:gfxdata="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" filled="f" stroked="f">
                         <v:textbox inset="0,0,0,0">
@@ -2195,7 +2193,7 @@
                           <pic:cNvPicPr/>
                         </pic:nvPicPr>
                         <pic:blipFill>
-                          <a:blip r:embed="rId21" cstate="print">
+                          <a:blip r:embed="rId22" cstate="print">
                             <a:extLst>
                               <a:ext uri="{28A0092B-C50C-407E-A947-70E740481C1C}">
                                 <a14:useLocalDpi xmlns:a14="http://schemas.microsoft.com/office/drawing/2010/main" val="0"/>
@@ -2464,7 +2462,7 @@
                                 <pic:cNvPicPr/>
                               </pic:nvPicPr>
                               <pic:blipFill>
-                                <a:blip r:embed="rId22"/>
+                                <a:blip r:embed="rId23"/>
                                 <a:stretch>
                                   <a:fillRect/>
                                 </a:stretch>
@@ -2552,7 +2550,7 @@
                   <w:pict>
                     <v:group w14:anchorId="28B1BEA6" id="Group 1340013907" o:spid="_x0000_s1026" style="position:absolute;margin-left:2.7pt;margin-top:11.5pt;width:239.75pt;height:202.65pt;z-index:251678720" coordsize="30452,25736" o:gfxdata="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">
                       <v:shape id="Picture 1132266554" o:spid="_x0000_s1027" type="#_x0000_t75" style="position:absolute;width:30452;height:25736;visibility:visible;mso-wrap-style:square" o:gfxdata="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">
-                        <v:imagedata r:id="rId23" o:title=""/>
+                        <v:imagedata r:id="rId24" o:title=""/>
                       </v:shape>
                       <v:shape id="Shape 599" o:spid="_x0000_s1028" style="position:absolute;left:15093;top:11868;width:2667;height:2413;visibility:visible;mso-wrap-style:square;v-text-anchor:top" coordsize="266700,241300" o:gfxdata="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" path="m,120650c,53975,59690,,133350,v73660,,133350,53975,133350,120650c266700,187198,207010,241300,133350,241300,59690,241300,,187198,,120650xe" filled="f" strokecolor="red" strokeweight="1pt">
                         <v:stroke miterlimit="83231f" joinstyle="miter"/>
@@ -2718,7 +2716,7 @@
                                 <pic:cNvPicPr/>
                               </pic:nvPicPr>
                               <pic:blipFill>
-                                <a:blip r:embed="rId24"/>
+                                <a:blip r:embed="rId25"/>
                                 <a:stretch>
                                   <a:fillRect/>
                                 </a:stretch>
@@ -3035,7 +3033,7 @@
                         </v:textbox>
                       </v:rect>
                       <v:shape id="Picture 13584120" o:spid="_x0000_s1033" type="#_x0000_t75" style="position:absolute;width:30486;height:22856;visibility:visible;mso-wrap-style:square" o:gfxdata="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">
-                        <v:imagedata r:id="rId25" o:title=""/>
+                        <v:imagedata r:id="rId26" o:title=""/>
                       </v:shape>
                       <v:shape id="Shape 776" o:spid="_x0000_s1034" style="position:absolute;left:10775;top:8382;width:2604;height:2476;visibility:visible;mso-wrap-style:square;v-text-anchor:top" coordsize="260350,247650" o:gfxdata="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" path="m,123825c,55499,58293,,130175,v71882,,130175,55499,130175,123825c260350,192277,202057,247650,130175,247650,58293,247650,,192277,,123825xe" filled="f" strokecolor="red" strokeweight="2.25pt">
                         <v:stroke miterlimit="83231f" joinstyle="miter"/>
@@ -3143,7 +3141,7 @@
                 <w:noProof/>
               </w:rPr>
               <w:drawing>
-                <wp:anchor distT="0" distB="0" distL="114300" distR="114300" simplePos="0" relativeHeight="251681792" behindDoc="0" locked="0" layoutInCell="1" allowOverlap="1" wp14:anchorId="05009853" wp14:editId="74AF4F5F">
+                <wp:anchor distT="0" distB="0" distL="114300" distR="114300" simplePos="0" relativeHeight="251681792" behindDoc="0" locked="0" layoutInCell="1" allowOverlap="1" wp14:anchorId="05009853" wp14:editId="5FA42976">
                   <wp:simplePos x="0" y="0"/>
                   <wp:positionH relativeFrom="column">
                     <wp:posOffset>20955</wp:posOffset>
@@ -3164,7 +3162,7 @@
                           <pic:cNvPicPr/>
                         </pic:nvPicPr>
                         <pic:blipFill>
-                          <a:blip r:embed="rId26" cstate="print">
+                          <a:blip r:embed="rId27" cstate="print">
                             <a:extLst>
                               <a:ext uri="{28A0092B-C50C-407E-A947-70E740481C1C}">
                                 <a14:useLocalDpi xmlns:a14="http://schemas.microsoft.com/office/drawing/2010/main" val="0"/>
@@ -3273,7 +3271,7 @@
                           <pic:cNvPicPr/>
                         </pic:nvPicPr>
                         <pic:blipFill>
-                          <a:blip r:embed="rId27"/>
+                          <a:blip r:embed="rId28"/>
                           <a:stretch>
                             <a:fillRect/>
                           </a:stretch>
@@ -3383,7 +3381,7 @@
                           <pic:cNvPicPr/>
                         </pic:nvPicPr>
                         <pic:blipFill>
-                          <a:blip r:embed="rId28"/>
+                          <a:blip r:embed="rId29"/>
                           <a:stretch>
                             <a:fillRect/>
                           </a:stretch>
@@ -3414,12 +3412,12 @@
           <w:tab w:val="center" w:pos="2698"/>
         </w:tabs>
         <w:sectPr>
-          <w:headerReference w:type="even" r:id="rId29"/>
-          <w:headerReference w:type="default" r:id="rId30"/>
-          <w:footerReference w:type="even" r:id="rId31"/>
-          <w:footerReference w:type="default" r:id="rId32"/>
-          <w:headerReference w:type="first" r:id="rId33"/>
-          <w:footerReference w:type="first" r:id="rId34"/>
+          <w:headerReference w:type="even" r:id="rId30"/>
+          <w:headerReference w:type="default" r:id="rId31"/>
+          <w:footerReference w:type="even" r:id="rId32"/>
+          <w:footerReference w:type="default" r:id="rId33"/>
+          <w:headerReference w:type="first" r:id="rId34"/>
+          <w:footerReference w:type="first" r:id="rId35"/>
           <w:pgSz w:w="12240" w:h="15840"/>
           <w:pgMar w:top="2166" w:right="5404" w:bottom="1673" w:left="1440" w:header="720" w:footer="697" w:gutter="0"/>
           <w:cols w:space="720"/>
@@ -3506,9 +3504,9 @@
       </w:r>
     </w:p>
     <w:sectPr>
-      <w:headerReference w:type="default" r:id="rId35"/>
-      <w:headerReference w:type="first" r:id="rId36"/>
-      <w:footerReference w:type="first" r:id="rId37"/>
+      <w:headerReference w:type="default" r:id="rId36"/>
+      <w:headerReference w:type="first" r:id="rId37"/>
+      <w:footerReference w:type="first" r:id="rId38"/>
       <w:pgSz w:w="12240" w:h="15840"/>
       <w:pgMar w:top="2168" w:right="5836" w:bottom="2574" w:left="1440" w:header="720" w:footer="700" w:gutter="0"/>
       <w:cols w:space="720"/>
@@ -6852,6 +6850,17 @@
       <w:sz w:val="22"/>
     </w:rPr>
   </w:style>
+  <w:style w:type="character" w:styleId="Hyperlink">
+    <w:name w:val="Hyperlink"/>
+    <w:basedOn w:val="DefaultParagraphFont"/>
+    <w:uiPriority w:val="99"/>
+    <w:unhideWhenUsed/>
+    <w:rsid w:val="0073339C"/>
+    <w:rPr>
+      <w:color w:val="467886" w:themeColor="hyperlink"/>
+      <w:u w:val="single"/>
+    </w:rPr>
+  </w:style>
 </w:styles>
 </file>
 
@@ -7171,15 +7180,6 @@
 </file>
 
 <file path=customXml/item1.xml><?xml version="1.0" encoding="utf-8"?>
-<?mso-contentType ?>
-<FormTemplates xmlns="http://schemas.microsoft.com/sharepoint/v3/contenttype/forms">
-  <Display>DocumentLibraryForm</Display>
-  <Edit>DocumentLibraryForm</Edit>
-  <New>DocumentLibraryForm</New>
-</FormTemplates>
-</file>
-
-<file path=customXml/item2.xml><?xml version="1.0" encoding="utf-8"?>
 <p:properties xmlns:p="http://schemas.microsoft.com/office/2006/metadata/properties" xmlns:xsi="http://www.w3.org/2001/XMLSchema-instance" xmlns:pc="http://schemas.microsoft.com/office/infopath/2007/PartnerControls">
   <documentManagement>
     <TaxCatchAll xmlns="38b325e6-602c-452a-8617-173bf47082c5" xsi:nil="true"/>
@@ -7188,6 +7188,15 @@
     </lcf76f155ced4ddcb4097134ff3c332f>
   </documentManagement>
 </p:properties>
+</file>
+
+<file path=customXml/item2.xml><?xml version="1.0" encoding="utf-8"?>
+<?mso-contentType ?>
+<FormTemplates xmlns="http://schemas.microsoft.com/sharepoint/v3/contenttype/forms">
+  <Display>DocumentLibraryForm</Display>
+  <Edit>DocumentLibraryForm</Edit>
+  <New>DocumentLibraryForm</New>
+</FormTemplates>
 </file>
 
 <file path=customXml/item3.xml><?xml version="1.0" encoding="utf-8"?>
@@ -7446,20 +7455,26 @@
 </file>
 
 <file path=customXml/itemProps1.xml><?xml version="1.0" encoding="utf-8"?>
-<ds:datastoreItem xmlns:ds="http://schemas.openxmlformats.org/officeDocument/2006/customXml" ds:itemID="{F7F12834-4B85-4332-A2DA-491668B2C440}">
+<ds:datastoreItem xmlns:ds="http://schemas.openxmlformats.org/officeDocument/2006/customXml" ds:itemID="{3507504A-3285-43D8-8DD1-7689CDB79D4B}">
   <ds:schemaRefs>
-    <ds:schemaRef ds:uri="http://schemas.microsoft.com/sharepoint/v3/contenttype/forms"/>
+    <ds:schemaRef ds:uri="http://schemas.microsoft.com/office/2006/documentManagement/types"/>
+    <ds:schemaRef ds:uri="http://www.w3.org/XML/1998/namespace"/>
+    <ds:schemaRef ds:uri="http://schemas.microsoft.com/office/2006/metadata/properties"/>
+    <ds:schemaRef ds:uri="38b325e6-602c-452a-8617-173bf47082c5"/>
+    <ds:schemaRef ds:uri="8cf100d1-0775-4feb-8634-62999c4541bc"/>
+    <ds:schemaRef ds:uri="http://purl.org/dc/elements/1.1/"/>
+    <ds:schemaRef ds:uri="http://purl.org/dc/terms/"/>
+    <ds:schemaRef ds:uri="http://schemas.microsoft.com/office/infopath/2007/PartnerControls"/>
+    <ds:schemaRef ds:uri="http://purl.org/dc/dcmitype/"/>
+    <ds:schemaRef ds:uri="http://schemas.openxmlformats.org/package/2006/metadata/core-properties"/>
   </ds:schemaRefs>
 </ds:datastoreItem>
 </file>
 
 <file path=customXml/itemProps2.xml><?xml version="1.0" encoding="utf-8"?>
-<ds:datastoreItem xmlns:ds="http://schemas.openxmlformats.org/officeDocument/2006/customXml" ds:itemID="{3507504A-3285-43D8-8DD1-7689CDB79D4B}">
+<ds:datastoreItem xmlns:ds="http://schemas.openxmlformats.org/officeDocument/2006/customXml" ds:itemID="{F7F12834-4B85-4332-A2DA-491668B2C440}">
   <ds:schemaRefs>
-    <ds:schemaRef ds:uri="http://schemas.microsoft.com/office/2006/metadata/properties"/>
-    <ds:schemaRef ds:uri="http://schemas.microsoft.com/office/infopath/2007/PartnerControls"/>
-    <ds:schemaRef ds:uri="38b325e6-602c-452a-8617-173bf47082c5"/>
-    <ds:schemaRef ds:uri="8cf100d1-0775-4feb-8634-62999c4541bc"/>
+    <ds:schemaRef ds:uri="http://schemas.microsoft.com/sharepoint/v3/contenttype/forms"/>
   </ds:schemaRefs>
 </ds:datastoreItem>
 </file>
